--- a/eval/AI_Agent_Evals_Team_Guide_General_v2.docx
+++ b/eval/AI_Agent_Evals_Team_Guide_General_v2.docx
@@ -1,6 +1,6 @@
 
 <file path=word/document.xml><?xml version="1.0" encoding="utf-8"?>
-<w:document xmlns:w="http://schemas.openxmlformats.org/wordprocessingml/2006/main" xmlns:r="http://schemas.openxmlformats.org/officeDocument/2006/relationships">
+<w:document xmlns:ns1="http://schemas.openxmlformats.org/drawingml/2006/wordprocessingDrawing" xmlns:ns2="http://schemas.openxmlformats.org/drawingml/2006/main" xmlns:ns3="http://schemas.openxmlformats.org/drawingml/2006/picture" xmlns:r="http://schemas.openxmlformats.org/officeDocument/2006/relationships" xmlns:w="http://schemas.openxmlformats.org/wordprocessingml/2006/main">
   <w:body>
     <w:p>
       <w:pPr>
@@ -91,46 +91,34 @@
     </w:p>
     <w:p>
       <w:pPr>
-        <w:numPr>
-          <w:ilvl w:val="0"/>
-          <w:numId w:val="2"/>
-        </w:numPr>
-      </w:pPr>
-      <w:r>
-        <w:t>Use sections 1 through 9 to build shared vocabulary and design good eval tasks.</w:t>
-      </w:r>
-    </w:p>
-    <w:p>
-      <w:pPr>
-        <w:numPr>
-          <w:ilvl w:val="0"/>
-          <w:numId w:val="2"/>
-        </w:numPr>
-      </w:pPr>
-      <w:r>
-        <w:t>Use sections 10 through 15 to design an eval architecture, skill-lab lane, and operating model.</w:t>
-      </w:r>
-    </w:p>
-    <w:p>
-      <w:pPr>
-        <w:numPr>
-          <w:ilvl w:val="0"/>
-          <w:numId w:val="2"/>
-        </w:numPr>
-      </w:pPr>
-      <w:r>
-        <w:t>Use sections 16 through 20 to choose infrastructure, govern releases, and prepare a publishable eval program.</w:t>
-      </w:r>
-    </w:p>
-    <w:p>
-      <w:pPr>
-        <w:numPr>
-          <w:ilvl w:val="0"/>
-          <w:numId w:val="2"/>
-        </w:numPr>
-      </w:pPr>
-      <w:r>
-        <w:t>Adapt examples to your product, risk level, regulatory context, and agent architecture.</w:t>
+        <w:ind w:left="720" w:hanging="360"/>
+      </w:pPr>
+      <w:r>
+        <w:t>- Use sections 1 through 9 to build shared vocabulary and design good eval tasks.</w:t>
+      </w:r>
+    </w:p>
+    <w:p>
+      <w:pPr>
+        <w:ind w:left="720" w:hanging="360"/>
+      </w:pPr>
+      <w:r>
+        <w:t>- Use sections 10 through 15 to design an eval architecture, skill-lab lane, and operating model.</w:t>
+      </w:r>
+    </w:p>
+    <w:p>
+      <w:pPr>
+        <w:ind w:left="720" w:hanging="360"/>
+      </w:pPr>
+      <w:r>
+        <w:t>- Use sections 16 through 20 to choose infrastructure, govern releases, and prepare a publishable eval program.</w:t>
+      </w:r>
+    </w:p>
+    <w:p>
+      <w:pPr>
+        <w:ind w:left="720" w:hanging="360"/>
+      </w:pPr>
+      <w:r>
+        <w:t>- Adapt examples to your product, risk level, regulatory context, and agent architecture.</w:t>
       </w:r>
     </w:p>
     <w:p>
@@ -419,46 +407,34 @@
     </w:p>
     <w:p>
       <w:pPr>
-        <w:numPr>
-          <w:ilvl w:val="0"/>
-          <w:numId w:val="2"/>
-        </w:numPr>
-      </w:pPr>
-      <w:r>
-        <w:t>Define success before the run: expected outcome, forbidden actions, required constraints, and grading rules.</w:t>
-      </w:r>
-    </w:p>
-    <w:p>
-      <w:pPr>
-        <w:numPr>
-          <w:ilvl w:val="0"/>
-          <w:numId w:val="2"/>
-        </w:numPr>
-      </w:pPr>
-      <w:r>
-        <w:t>Run and record the agent in a controlled environment: messages, tool calls, arguments, outputs, final answer, timing, errors, and resulting state.</w:t>
-      </w:r>
-    </w:p>
-    <w:p>
-      <w:pPr>
-        <w:numPr>
-          <w:ilvl w:val="0"/>
-          <w:numId w:val="2"/>
-        </w:numPr>
-      </w:pPr>
-      <w:r>
-        <w:t>Grade the recording: deterministic code checks for objective facts; LLM or human judges for language quality, route quality, and groundedness.</w:t>
-      </w:r>
-    </w:p>
-    <w:p>
-      <w:pPr>
-        <w:numPr>
-          <w:ilvl w:val="0"/>
-          <w:numId w:val="2"/>
-        </w:numPr>
-      </w:pPr>
-      <w:r>
-        <w:t>Score and compare: store scorecards so changes in model, prompt, tools, retrieval, skills, or code can be compared over time.</w:t>
+        <w:ind w:left="720" w:hanging="360"/>
+      </w:pPr>
+      <w:r>
+        <w:t>- Define success before the run: expected outcome, forbidden actions, required constraints, and grading rules.</w:t>
+      </w:r>
+    </w:p>
+    <w:p>
+      <w:pPr>
+        <w:ind w:left="720" w:hanging="360"/>
+      </w:pPr>
+      <w:r>
+        <w:t>- Run and record the agent in a controlled environment: messages, tool calls, arguments, outputs, final answer, timing, errors, and resulting state.</w:t>
+      </w:r>
+    </w:p>
+    <w:p>
+      <w:pPr>
+        <w:ind w:left="720" w:hanging="360"/>
+      </w:pPr>
+      <w:r>
+        <w:t>- Grade the recording: deterministic code checks for objective facts; LLM or human judges for language quality, route quality, and groundedness.</w:t>
+      </w:r>
+    </w:p>
+    <w:p>
+      <w:pPr>
+        <w:ind w:left="720" w:hanging="360"/>
+      </w:pPr>
+      <w:r>
+        <w:t>- Score and compare: store scorecards so changes in model, prompt, tools, retrieval, skills, or code can be compared over time.</w:t>
       </w:r>
     </w:p>
     <w:p>
@@ -1599,79 +1575,58 @@
     </w:p>
     <w:p>
       <w:pPr>
-        <w:numPr>
-          <w:ilvl w:val="0"/>
-          <w:numId w:val="1"/>
-        </w:numPr>
-      </w:pPr>
-      <w:r>
-        <w:t>Phrase the request the way a real user would ask it.</w:t>
-      </w:r>
-    </w:p>
-    <w:p>
-      <w:pPr>
-        <w:numPr>
-          <w:ilvl w:val="0"/>
-          <w:numId w:val="1"/>
-        </w:numPr>
-      </w:pPr>
-      <w:r>
-        <w:t>Define the expected end state, not only the expected wording.</w:t>
-      </w:r>
-    </w:p>
-    <w:p>
-      <w:pPr>
-        <w:numPr>
-          <w:ilvl w:val="0"/>
-          <w:numId w:val="1"/>
-        </w:numPr>
-      </w:pPr>
-      <w:r>
-        <w:t>List forbidden actions, such as sending without approval or guessing an identity.</w:t>
-      </w:r>
-    </w:p>
-    <w:p>
-      <w:pPr>
-        <w:numPr>
-          <w:ilvl w:val="0"/>
-          <w:numId w:val="1"/>
-        </w:numPr>
-      </w:pPr>
-      <w:r>
-        <w:t>Include positive and negative cases: act, refuse, clarify, and handle missing data.</w:t>
-      </w:r>
-    </w:p>
-    <w:p>
-      <w:pPr>
-        <w:numPr>
-          <w:ilvl w:val="0"/>
-          <w:numId w:val="1"/>
-        </w:numPr>
-      </w:pPr>
-      <w:r>
-        <w:t>Provide a reference solution or passing transcript so the task itself can be validated.</w:t>
-      </w:r>
-    </w:p>
-    <w:p>
-      <w:pPr>
-        <w:numPr>
-          <w:ilvl w:val="0"/>
-          <w:numId w:val="1"/>
-        </w:numPr>
-      </w:pPr>
-      <w:r>
-        <w:t>Run repeated trials for important tasks to expose flakiness.</w:t>
-      </w:r>
-    </w:p>
-    <w:p>
-      <w:pPr>
-        <w:numPr>
-          <w:ilvl w:val="0"/>
-          <w:numId w:val="1"/>
-        </w:numPr>
-      </w:pPr>
-      <w:r>
-        <w:t>Keep a held-out set that the team does not tune against.</w:t>
+        <w:ind w:left="720" w:hanging="360"/>
+      </w:pPr>
+      <w:r>
+        <w:t>- Phrase the request the way a real user would ask it.</w:t>
+      </w:r>
+    </w:p>
+    <w:p>
+      <w:pPr>
+        <w:ind w:left="720" w:hanging="360"/>
+      </w:pPr>
+      <w:r>
+        <w:t>- Define the expected end state, not only the expected wording.</w:t>
+      </w:r>
+    </w:p>
+    <w:p>
+      <w:pPr>
+        <w:ind w:left="720" w:hanging="360"/>
+      </w:pPr>
+      <w:r>
+        <w:t>- List forbidden actions, such as sending without approval or guessing an identity.</w:t>
+      </w:r>
+    </w:p>
+    <w:p>
+      <w:pPr>
+        <w:ind w:left="720" w:hanging="360"/>
+      </w:pPr>
+      <w:r>
+        <w:t>- Include positive and negative cases: act, refuse, clarify, and handle missing data.</w:t>
+      </w:r>
+    </w:p>
+    <w:p>
+      <w:pPr>
+        <w:ind w:left="720" w:hanging="360"/>
+      </w:pPr>
+      <w:r>
+        <w:t>- Provide a reference solution or passing transcript so the task itself can be validated.</w:t>
+      </w:r>
+    </w:p>
+    <w:p>
+      <w:pPr>
+        <w:ind w:left="720" w:hanging="360"/>
+      </w:pPr>
+      <w:r>
+        <w:t>- Run repeated trials for important tasks to expose flakiness.</w:t>
+      </w:r>
+    </w:p>
+    <w:p>
+      <w:pPr>
+        <w:ind w:left="720" w:hanging="360"/>
+      </w:pPr>
+      <w:r>
+        <w:t>- Keep a held-out set that the team does not tune against.</w:t>
       </w:r>
     </w:p>
     <w:p>
@@ -1937,6 +1892,69 @@
     <w:p>
       <w:r>
         <w:t>Architecture principle: graders should read transcripts, not live systems. Live systems change; transcripts preserve what actually happened during the trial.</w:t>
+      </w:r>
+    </w:p>
+    <w:p>
+      <w:pPr>
+        <w:pStyle w:val="Heading2"/>
+      </w:pPr>
+      <w:r>
+        <w:t>Reference Architecture Diagram</w:t>
+      </w:r>
+    </w:p>
+    <w:p>
+      <w:r>
+        <w:t>The figure below summarizes the reference evaluation architecture described above. It shows how task suites, controlled runs, transcripts, graders, judges, reviewers, and release decisions connect into one evaluation loop.</w:t>
+      </w:r>
+    </w:p>
+    <w:p>
+      <w:pPr>
+        <w:jc w:val="center"/>
+      </w:pPr>
+      <w:r>
+        <w:drawing>
+          <ns1:inline distT="0" distB="0" distL="0" distR="0">
+            <ns1:extent cx="5943600" cy="3639825"/>
+            <ns1:effectExtent l="0" t="0" r="0" b="0"/>
+            <ns1:docPr id="42" name="Reference evaluation architecture" descr="Reference evaluation architecture diagram"/>
+            <ns1:cNvGraphicFramePr>
+              <ns2:graphicFrameLocks noChangeAspect="1"/>
+            </ns1:cNvGraphicFramePr>
+            <ns2:graphic>
+              <ns2:graphicData uri="http://schemas.openxmlformats.org/drawingml/2006/picture">
+                <ns3:pic>
+                  <ns3:nvPicPr>
+                    <ns3:cNvPr id="42" name="reference-evaluation-architecture.png" descr="Reference evaluation architecture"/>
+                    <ns3:cNvPicPr/>
+                  </ns3:nvPicPr>
+                  <ns3:blipFill>
+                    <ns2:blip r:embed="rId3"/>
+                    <ns2:stretch>
+                      <ns2:fillRect/>
+                    </ns2:stretch>
+                  </ns3:blipFill>
+                  <ns3:spPr>
+                    <ns2:xfrm>
+                      <ns2:off x="0" y="0"/>
+                      <ns2:ext cx="5943600" cy="3639825"/>
+                    </ns2:xfrm>
+                    <ns2:prstGeom prst="rect">
+                      <ns2:avLst/>
+                    </ns2:prstGeom>
+                  </ns3:spPr>
+                </ns3:pic>
+              </ns2:graphicData>
+            </ns2:graphic>
+          </ns1:inline>
+        </w:drawing>
+      </w:r>
+    </w:p>
+    <w:p>
+      <w:r>
+        <w:rPr>
+          <w:i/>
+        </w:rPr>
+        <w:t>Figure 1. Reference evaluation architecture.</w:t>
       </w:r>
     </w:p>
     <w:p>
@@ -2300,68 +2318,50 @@
     </w:p>
     <w:p>
       <w:pPr>
-        <w:numPr>
-          <w:ilvl w:val="0"/>
-          <w:numId w:val="1"/>
-        </w:numPr>
-      </w:pPr>
-      <w:r>
-        <w:t>source revision and dirty/clean state</w:t>
-      </w:r>
-    </w:p>
-    <w:p>
-      <w:pPr>
-        <w:numPr>
-          <w:ilvl w:val="0"/>
-          <w:numId w:val="1"/>
-        </w:numPr>
-      </w:pPr>
-      <w:r>
-        <w:t>model name, deployment, parameters, and provider</w:t>
-      </w:r>
-    </w:p>
-    <w:p>
-      <w:pPr>
-        <w:numPr>
-          <w:ilvl w:val="0"/>
-          <w:numId w:val="1"/>
-        </w:numPr>
-      </w:pPr>
-      <w:r>
-        <w:t>prompt, system instructions, tools, retrieval indexes, skills, and guardrails</w:t>
-      </w:r>
-    </w:p>
-    <w:p>
-      <w:pPr>
-        <w:numPr>
-          <w:ilvl w:val="0"/>
-          <w:numId w:val="1"/>
-        </w:numPr>
-      </w:pPr>
-      <w:r>
-        <w:t>fixture version and fixture hash</w:t>
-      </w:r>
-    </w:p>
-    <w:p>
-      <w:pPr>
-        <w:numPr>
-          <w:ilvl w:val="0"/>
-          <w:numId w:val="1"/>
-        </w:numPr>
-      </w:pPr>
-      <w:r>
-        <w:t>runner, grader, judge, and safety-eval versions</w:t>
-      </w:r>
-    </w:p>
-    <w:p>
-      <w:pPr>
-        <w:numPr>
-          <w:ilvl w:val="0"/>
-          <w:numId w:val="1"/>
-        </w:numPr>
-      </w:pPr>
-      <w:r>
-        <w:t>run ID, time, environment, evidence path, and reviewer status</w:t>
+        <w:ind w:left="720" w:hanging="360"/>
+      </w:pPr>
+      <w:r>
+        <w:t>- source revision and dirty/clean state</w:t>
+      </w:r>
+    </w:p>
+    <w:p>
+      <w:pPr>
+        <w:ind w:left="720" w:hanging="360"/>
+      </w:pPr>
+      <w:r>
+        <w:t>- model name, deployment, parameters, and provider</w:t>
+      </w:r>
+    </w:p>
+    <w:p>
+      <w:pPr>
+        <w:ind w:left="720" w:hanging="360"/>
+      </w:pPr>
+      <w:r>
+        <w:t>- prompt, system instructions, tools, retrieval indexes, skills, and guardrails</w:t>
+      </w:r>
+    </w:p>
+    <w:p>
+      <w:pPr>
+        <w:ind w:left="720" w:hanging="360"/>
+      </w:pPr>
+      <w:r>
+        <w:t>- fixture version and fixture hash</w:t>
+      </w:r>
+    </w:p>
+    <w:p>
+      <w:pPr>
+        <w:ind w:left="720" w:hanging="360"/>
+      </w:pPr>
+      <w:r>
+        <w:t>- runner, grader, judge, and safety-eval versions</w:t>
+      </w:r>
+    </w:p>
+    <w:p>
+      <w:pPr>
+        <w:ind w:left="720" w:hanging="360"/>
+      </w:pPr>
+      <w:r>
+        <w:t>- run ID, time, environment, evidence path, and reviewer status</w:t>
       </w:r>
     </w:p>
     <w:p>
@@ -2380,68 +2380,50 @@
     </w:p>
     <w:p>
       <w:pPr>
-        <w:numPr>
-          <w:ilvl w:val="0"/>
-          <w:numId w:val="2"/>
-        </w:numPr>
-      </w:pPr>
-      <w:r>
-        <w:t>Before behavior-affecting changes ship, run regression and safety suites.</w:t>
-      </w:r>
-    </w:p>
-    <w:p>
-      <w:pPr>
-        <w:numPr>
-          <w:ilvl w:val="0"/>
-          <w:numId w:val="2"/>
-        </w:numPr>
-      </w:pPr>
-      <w:r>
-        <w:t>Run repeat-trial reliability suites on a schedule because they cost more time and tokens.</w:t>
-      </w:r>
-    </w:p>
-    <w:p>
-      <w:pPr>
-        <w:numPr>
-          <w:ilvl w:val="0"/>
-          <w:numId w:val="2"/>
-        </w:numPr>
-      </w:pPr>
-      <w:r>
-        <w:t>If the model changes, rerun evals even if application code did not change.</w:t>
-      </w:r>
-    </w:p>
-    <w:p>
-      <w:pPr>
-        <w:numPr>
-          <w:ilvl w:val="0"/>
-          <w:numId w:val="2"/>
-        </w:numPr>
-      </w:pPr>
-      <w:r>
-        <w:t>Read transcripts regularly, especially when scores surprise the team.</w:t>
-      </w:r>
-    </w:p>
-    <w:p>
-      <w:pPr>
-        <w:numPr>
-          <w:ilvl w:val="0"/>
-          <w:numId w:val="2"/>
-        </w:numPr>
-      </w:pPr>
-      <w:r>
-        <w:t>Use transcript evidence to improve tools, data, retrieval, and workflow design, not only prompts or models.</w:t>
-      </w:r>
-    </w:p>
-    <w:p>
-      <w:pPr>
-        <w:numPr>
-          <w:ilvl w:val="0"/>
-          <w:numId w:val="2"/>
-        </w:numPr>
-      </w:pPr>
-      <w:r>
-        <w:t>Have engineers own runners, graders, and storage; have domain experts author tasks in plain language.</w:t>
+        <w:ind w:left="720" w:hanging="360"/>
+      </w:pPr>
+      <w:r>
+        <w:t>- Before behavior-affecting changes ship, run regression and safety suites.</w:t>
+      </w:r>
+    </w:p>
+    <w:p>
+      <w:pPr>
+        <w:ind w:left="720" w:hanging="360"/>
+      </w:pPr>
+      <w:r>
+        <w:t>- Run repeat-trial reliability suites on a schedule because they cost more time and tokens.</w:t>
+      </w:r>
+    </w:p>
+    <w:p>
+      <w:pPr>
+        <w:ind w:left="720" w:hanging="360"/>
+      </w:pPr>
+      <w:r>
+        <w:t>- If the model changes, rerun evals even if application code did not change.</w:t>
+      </w:r>
+    </w:p>
+    <w:p>
+      <w:pPr>
+        <w:ind w:left="720" w:hanging="360"/>
+      </w:pPr>
+      <w:r>
+        <w:t>- Read transcripts regularly, especially when scores surprise the team.</w:t>
+      </w:r>
+    </w:p>
+    <w:p>
+      <w:pPr>
+        <w:ind w:left="720" w:hanging="360"/>
+      </w:pPr>
+      <w:r>
+        <w:t>- Use transcript evidence to improve tools, data, retrieval, and workflow design, not only prompts or models.</w:t>
+      </w:r>
+    </w:p>
+    <w:p>
+      <w:pPr>
+        <w:ind w:left="720" w:hanging="360"/>
+      </w:pPr>
+      <w:r>
+        <w:t>- Have engineers own runners, graders, and storage; have domain experts author tasks in plain language.</w:t>
       </w:r>
     </w:p>
     <w:p>
@@ -2455,68 +2437,50 @@
     </w:p>
     <w:p>
       <w:pPr>
-        <w:numPr>
-          <w:ilvl w:val="0"/>
-          <w:numId w:val="1"/>
-        </w:numPr>
-      </w:pPr>
-      <w:r>
-        <w:t>Only grading the final answer while ignoring tool calls and system state.</w:t>
-      </w:r>
-    </w:p>
-    <w:p>
-      <w:pPr>
-        <w:numPr>
-          <w:ilvl w:val="0"/>
-          <w:numId w:val="1"/>
-        </w:numPr>
-      </w:pPr>
-      <w:r>
-        <w:t>Letting an LLM judge override deterministic failures.</w:t>
-      </w:r>
-    </w:p>
-    <w:p>
-      <w:pPr>
-        <w:numPr>
-          <w:ilvl w:val="0"/>
-          <w:numId w:val="1"/>
-        </w:numPr>
-      </w:pPr>
-      <w:r>
-        <w:t>Tuning prompts directly against the entire eval suite until the suite becomes training data.</w:t>
-      </w:r>
-    </w:p>
-    <w:p>
-      <w:pPr>
-        <w:numPr>
-          <w:ilvl w:val="0"/>
-          <w:numId w:val="1"/>
-        </w:numPr>
-      </w:pPr>
-      <w:r>
-        <w:t>Using production data without a privacy and reset strategy.</w:t>
-      </w:r>
-    </w:p>
-    <w:p>
-      <w:pPr>
-        <w:numPr>
-          <w:ilvl w:val="0"/>
-          <w:numId w:val="1"/>
-        </w:numPr>
-      </w:pPr>
-      <w:r>
-        <w:t>Changing model, prompt, tools, and fixtures at the same time, then treating the result as one clean comparison.</w:t>
-      </w:r>
-    </w:p>
-    <w:p>
-      <w:pPr>
-        <w:numPr>
-          <w:ilvl w:val="0"/>
-          <w:numId w:val="1"/>
-        </w:numPr>
-      </w:pPr>
-      <w:r>
-        <w:t>Publishing pass rates without sample size, trial count, config stamp, or known limitations.</w:t>
+        <w:ind w:left="720" w:hanging="360"/>
+      </w:pPr>
+      <w:r>
+        <w:t>- Only grading the final answer while ignoring tool calls and system state.</w:t>
+      </w:r>
+    </w:p>
+    <w:p>
+      <w:pPr>
+        <w:ind w:left="720" w:hanging="360"/>
+      </w:pPr>
+      <w:r>
+        <w:t>- Letting an LLM judge override deterministic failures.</w:t>
+      </w:r>
+    </w:p>
+    <w:p>
+      <w:pPr>
+        <w:ind w:left="720" w:hanging="360"/>
+      </w:pPr>
+      <w:r>
+        <w:t>- Tuning prompts directly against the entire eval suite until the suite becomes training data.</w:t>
+      </w:r>
+    </w:p>
+    <w:p>
+      <w:pPr>
+        <w:ind w:left="720" w:hanging="360"/>
+      </w:pPr>
+      <w:r>
+        <w:t>- Using production data without a privacy and reset strategy.</w:t>
+      </w:r>
+    </w:p>
+    <w:p>
+      <w:pPr>
+        <w:ind w:left="720" w:hanging="360"/>
+      </w:pPr>
+      <w:r>
+        <w:t>- Changing model, prompt, tools, and fixtures at the same time, then treating the result as one clean comparison.</w:t>
+      </w:r>
+    </w:p>
+    <w:p>
+      <w:pPr>
+        <w:ind w:left="720" w:hanging="360"/>
+      </w:pPr>
+      <w:r>
+        <w:t>- Publishing pass rates without sample size, trial count, config stamp, or known limitations.</w:t>
       </w:r>
     </w:p>
     <w:p>
@@ -2530,79 +2494,58 @@
     </w:p>
     <w:p>
       <w:pPr>
-        <w:numPr>
-          <w:ilvl w:val="0"/>
-          <w:numId w:val="2"/>
-        </w:numPr>
-      </w:pPr>
-      <w:r>
-        <w:t>Select one important agent workflow and write 20 to 50 realistic eval tasks from known failures, demos, support tickets, and pre-release checks.</w:t>
-      </w:r>
-    </w:p>
-    <w:p>
-      <w:pPr>
-        <w:numPr>
-          <w:ilvl w:val="0"/>
-          <w:numId w:val="2"/>
-        </w:numPr>
-      </w:pPr>
-      <w:r>
-        <w:t>Define success criteria, forbidden actions, and grading rules for each task.</w:t>
-      </w:r>
-    </w:p>
-    <w:p>
-      <w:pPr>
-        <w:numPr>
-          <w:ilvl w:val="0"/>
-          <w:numId w:val="2"/>
-        </w:numPr>
-      </w:pPr>
-      <w:r>
-        <w:t>Create a controlled test environment with resettable fixtures.</w:t>
-      </w:r>
-    </w:p>
-    <w:p>
-      <w:pPr>
-        <w:numPr>
-          <w:ilvl w:val="0"/>
-          <w:numId w:val="2"/>
-        </w:numPr>
-      </w:pPr>
-      <w:r>
-        <w:t>Record complete transcripts for every run and store them durably.</w:t>
-      </w:r>
-    </w:p>
-    <w:p>
-      <w:pPr>
-        <w:numPr>
-          <w:ilvl w:val="0"/>
-          <w:numId w:val="2"/>
-        </w:numPr>
-      </w:pPr>
-      <w:r>
-        <w:t>Add code graders for objective outcomes and LLM judges for language and route quality.</w:t>
-      </w:r>
-    </w:p>
-    <w:p>
-      <w:pPr>
-        <w:numPr>
-          <w:ilvl w:val="0"/>
-          <w:numId w:val="2"/>
-        </w:numPr>
-      </w:pPr>
-      <w:r>
-        <w:t>Create a baseline scorecard and compare every behavior-affecting change against it.</w:t>
-      </w:r>
-    </w:p>
-    <w:p>
-      <w:pPr>
-        <w:numPr>
-          <w:ilvl w:val="0"/>
-          <w:numId w:val="2"/>
-        </w:numPr>
-      </w:pPr>
-      <w:r>
-        <w:t>Run safety checks every time and reliability checks on a scheduled cadence.</w:t>
+        <w:ind w:left="720" w:hanging="360"/>
+      </w:pPr>
+      <w:r>
+        <w:t>- Select one important agent workflow and write 20 to 50 realistic eval tasks from known failures, demos, support tickets, and pre-release checks.</w:t>
+      </w:r>
+    </w:p>
+    <w:p>
+      <w:pPr>
+        <w:ind w:left="720" w:hanging="360"/>
+      </w:pPr>
+      <w:r>
+        <w:t>- Define success criteria, forbidden actions, and grading rules for each task.</w:t>
+      </w:r>
+    </w:p>
+    <w:p>
+      <w:pPr>
+        <w:ind w:left="720" w:hanging="360"/>
+      </w:pPr>
+      <w:r>
+        <w:t>- Create a controlled test environment with resettable fixtures.</w:t>
+      </w:r>
+    </w:p>
+    <w:p>
+      <w:pPr>
+        <w:ind w:left="720" w:hanging="360"/>
+      </w:pPr>
+      <w:r>
+        <w:t>- Record complete transcripts for every run and store them durably.</w:t>
+      </w:r>
+    </w:p>
+    <w:p>
+      <w:pPr>
+        <w:ind w:left="720" w:hanging="360"/>
+      </w:pPr>
+      <w:r>
+        <w:t>- Add code graders for objective outcomes and LLM judges for language and route quality.</w:t>
+      </w:r>
+    </w:p>
+    <w:p>
+      <w:pPr>
+        <w:ind w:left="720" w:hanging="360"/>
+      </w:pPr>
+      <w:r>
+        <w:t>- Create a baseline scorecard and compare every behavior-affecting change against it.</w:t>
+      </w:r>
+    </w:p>
+    <w:p>
+      <w:pPr>
+        <w:ind w:left="720" w:hanging="360"/>
+      </w:pPr>
+      <w:r>
+        <w:t>- Run safety checks every time and reliability checks on a scheduled cadence.</w:t>
       </w:r>
     </w:p>
     <w:p>
@@ -3010,79 +2953,58 @@
     </w:p>
     <w:p>
       <w:pPr>
-        <w:numPr>
-          <w:ilvl w:val="0"/>
-          <w:numId w:val="1"/>
-        </w:numPr>
-      </w:pPr>
-      <w:r>
-        <w:t>A repository for eval task files, grader code, config stamps, and scorecards.</w:t>
-      </w:r>
-    </w:p>
-    <w:p>
-      <w:pPr>
-        <w:numPr>
-          <w:ilvl w:val="0"/>
-          <w:numId w:val="1"/>
-        </w:numPr>
-      </w:pPr>
-      <w:r>
-        <w:t>A Python or TypeScript eval runner that calls the agent, records transcript JSON, and invokes graders.</w:t>
-      </w:r>
-    </w:p>
-    <w:p>
-      <w:pPr>
-        <w:numPr>
-          <w:ilvl w:val="0"/>
-          <w:numId w:val="1"/>
-        </w:numPr>
-      </w:pPr>
-      <w:r>
-        <w:t>Durable object storage for transcript bundles keyed by run ID.</w:t>
-      </w:r>
-    </w:p>
-    <w:p>
-      <w:pPr>
-        <w:numPr>
-          <w:ilvl w:val="0"/>
-          <w:numId w:val="1"/>
-        </w:numPr>
-      </w:pPr>
-      <w:r>
-        <w:t>pytest or Jest for deterministic code graders.</w:t>
-      </w:r>
-    </w:p>
-    <w:p>
-      <w:pPr>
-        <w:numPr>
-          <w:ilvl w:val="0"/>
-          <w:numId w:val="1"/>
-        </w:numPr>
-      </w:pPr>
-      <w:r>
-        <w:t>An LLM judge or evaluator service for advisory rubric-based grading.</w:t>
-      </w:r>
-    </w:p>
-    <w:p>
-      <w:pPr>
-        <w:numPr>
-          <w:ilvl w:val="0"/>
-          <w:numId w:val="1"/>
-        </w:numPr>
-      </w:pPr>
-      <w:r>
-        <w:t>CI/CD for pull request, release, and scheduled execution.</w:t>
-      </w:r>
-    </w:p>
-    <w:p>
-      <w:pPr>
-        <w:numPr>
-          <w:ilvl w:val="0"/>
-          <w:numId w:val="1"/>
-        </w:numPr>
-      </w:pPr>
-      <w:r>
-        <w:t>Observability for traces, latency, token usage, tool calls, and operational telemetry.</w:t>
+        <w:ind w:left="720" w:hanging="360"/>
+      </w:pPr>
+      <w:r>
+        <w:t>- A repository for eval task files, grader code, config stamps, and scorecards.</w:t>
+      </w:r>
+    </w:p>
+    <w:p>
+      <w:pPr>
+        <w:ind w:left="720" w:hanging="360"/>
+      </w:pPr>
+      <w:r>
+        <w:t>- A Python or TypeScript eval runner that calls the agent, records transcript JSON, and invokes graders.</w:t>
+      </w:r>
+    </w:p>
+    <w:p>
+      <w:pPr>
+        <w:ind w:left="720" w:hanging="360"/>
+      </w:pPr>
+      <w:r>
+        <w:t>- Durable object storage for transcript bundles keyed by run ID.</w:t>
+      </w:r>
+    </w:p>
+    <w:p>
+      <w:pPr>
+        <w:ind w:left="720" w:hanging="360"/>
+      </w:pPr>
+      <w:r>
+        <w:t>- pytest or Jest for deterministic code graders.</w:t>
+      </w:r>
+    </w:p>
+    <w:p>
+      <w:pPr>
+        <w:ind w:left="720" w:hanging="360"/>
+      </w:pPr>
+      <w:r>
+        <w:t>- An LLM judge or evaluator service for advisory rubric-based grading.</w:t>
+      </w:r>
+    </w:p>
+    <w:p>
+      <w:pPr>
+        <w:ind w:left="720" w:hanging="360"/>
+      </w:pPr>
+      <w:r>
+        <w:t>- CI/CD for pull request, release, and scheduled execution.</w:t>
+      </w:r>
+    </w:p>
+    <w:p>
+      <w:pPr>
+        <w:ind w:left="720" w:hanging="360"/>
+      </w:pPr>
+      <w:r>
+        <w:t>- Observability for traces, latency, token usage, tool calls, and operational telemetry.</w:t>
       </w:r>
     </w:p>
     <w:p>
@@ -3096,79 +3018,58 @@
     </w:p>
     <w:p>
       <w:pPr>
-        <w:numPr>
-          <w:ilvl w:val="0"/>
-          <w:numId w:val="1"/>
-        </w:numPr>
-      </w:pPr>
-      <w:r>
-        <w:t>Name the owner, audience, status, and date before sharing broadly.</w:t>
-      </w:r>
-    </w:p>
-    <w:p>
-      <w:pPr>
-        <w:numPr>
-          <w:ilvl w:val="0"/>
-          <w:numId w:val="1"/>
-        </w:numPr>
-      </w:pPr>
-      <w:r>
-        <w:t>State whether the guide is internal-only, public, confidential, or draft for review.</w:t>
-      </w:r>
-    </w:p>
-    <w:p>
-      <w:pPr>
-        <w:numPr>
-          <w:ilvl w:val="0"/>
-          <w:numId w:val="1"/>
-        </w:numPr>
-      </w:pPr>
-      <w:r>
-        <w:t>Separate proven facts from recommendations and future-state aspirations.</w:t>
-      </w:r>
-    </w:p>
-    <w:p>
-      <w:pPr>
-        <w:numPr>
-          <w:ilvl w:val="0"/>
-          <w:numId w:val="1"/>
-        </w:numPr>
-      </w:pPr>
-      <w:r>
-        <w:t>Document known limitations and areas where examples need adaptation.</w:t>
-      </w:r>
-    </w:p>
-    <w:p>
-      <w:pPr>
-        <w:numPr>
-          <w:ilvl w:val="0"/>
-          <w:numId w:val="1"/>
-        </w:numPr>
-      </w:pPr>
-      <w:r>
-        <w:t>Have at least one engineer and one domain expert review the guide.</w:t>
-      </w:r>
-    </w:p>
-    <w:p>
-      <w:pPr>
-        <w:numPr>
-          <w:ilvl w:val="0"/>
-          <w:numId w:val="1"/>
-        </w:numPr>
-      </w:pPr>
-      <w:r>
-        <w:t>Update command examples, tool names, and framework names before publication.</w:t>
-      </w:r>
-    </w:p>
-    <w:p>
-      <w:pPr>
-        <w:numPr>
-          <w:ilvl w:val="0"/>
-          <w:numId w:val="1"/>
-        </w:numPr>
-      </w:pPr>
-      <w:r>
-        <w:t>Keep a changelog when the guide becomes a living document.</w:t>
+        <w:ind w:left="720" w:hanging="360"/>
+      </w:pPr>
+      <w:r>
+        <w:t>- Name the owner, audience, status, and date before sharing broadly.</w:t>
+      </w:r>
+    </w:p>
+    <w:p>
+      <w:pPr>
+        <w:ind w:left="720" w:hanging="360"/>
+      </w:pPr>
+      <w:r>
+        <w:t>- State whether the guide is internal-only, public, confidential, or draft for review.</w:t>
+      </w:r>
+    </w:p>
+    <w:p>
+      <w:pPr>
+        <w:ind w:left="720" w:hanging="360"/>
+      </w:pPr>
+      <w:r>
+        <w:t>- Separate proven facts from recommendations and future-state aspirations.</w:t>
+      </w:r>
+    </w:p>
+    <w:p>
+      <w:pPr>
+        <w:ind w:left="720" w:hanging="360"/>
+      </w:pPr>
+      <w:r>
+        <w:t>- Document known limitations and areas where examples need adaptation.</w:t>
+      </w:r>
+    </w:p>
+    <w:p>
+      <w:pPr>
+        <w:ind w:left="720" w:hanging="360"/>
+      </w:pPr>
+      <w:r>
+        <w:t>- Have at least one engineer and one domain expert review the guide.</w:t>
+      </w:r>
+    </w:p>
+    <w:p>
+      <w:pPr>
+        <w:ind w:left="720" w:hanging="360"/>
+      </w:pPr>
+      <w:r>
+        <w:t>- Update command examples, tool names, and framework names before publication.</w:t>
+      </w:r>
+    </w:p>
+    <w:p>
+      <w:pPr>
+        <w:ind w:left="720" w:hanging="360"/>
+      </w:pPr>
+      <w:r>
+        <w:t>- Keep a changelog when the guide becomes a living document.</w:t>
       </w:r>
     </w:p>
     <w:p>
